--- a/data/human_paras/human_para_151.docx
+++ b/data/human_paras/human_para_151.docx
@@ -4,7 +4,7 @@
   <w:body>
     <w:p>
       <w:r>
-        <w:t>When Trevor was alone at home at the age of 5, he was scared to go to the outside facility and defecated in the kitchen. When his mother and grandmother returned, the blind great-grandmother reported the foul smells and sounds. The women found the excrements in the garbage, where Trevor put them, but for some inexplicable reason they did not suspected the child. They decided instead that there “is a demon in the house” (Pearse et al. 117). The women gathered the entire community to help them thwart the demon and prayed in the yard as they burned their kid’s shit.</w:t>
+        <w:t>The women in the Soweto community help each other survive with advice, empathy and prayer. They gather every week at someone’s house, alternating the hosts. At these gatherings, they pray and talk, they share their misfortunes and good luck. When the women came to Trevor’s house, his grandmother asked him to pray. He did this willingly, because she convinced the child that his prayers will be answered (Ref-u874429). Trevor was happy to think that he helped other members of his community with his words. Such gatherings may not have had the effect he hoped for, but the women felt better through the moral support of their friends.</w:t>
       </w:r>
     </w:p>
     <w:sectPr>
